--- a/MLN111 - DOC CHUẨN BỊ NỘI DUNG.docx
+++ b/MLN111 - DOC CHUẨN BỊ NỘI DUNG.docx
@@ -70,6 +70,23 @@
           <w:rtl w:val="0"/>
         </w:rPr>
         <w:t xml:space="preserve">Quay lại hình ảnh cái cây ban nãy. Việc đất đang ướt, phòng thiếu ánh sáng, chậu thoát nước kém dẫn đến rễ bắt đầu úng... tất cả những quá trình vật lý, sinh học đó đang thực sự diễn ra bên trong cái chậu cây kia. Sự liên hệ và tác động qua lại lẫn nhau của các yếu tố môi trường làm cái cây héo đi chính là biện chứng khách quan. Dù chúng ta có đứng đó nhìn hay không, thì cái cây vẫn vận động theo quy luật của riêng nó."</w:t>
+        <w:br w:type="textWrapping"/>
+        <w:br w:type="textWrapping"/>
+        <w:t xml:space="preserve">Hay lấy một ví dụ rất thực tiễn trong đời sống: </w:t>
+      </w:r>
+      <w:r>
+        <w:rPr>
+          <w:b w:val="1"/>
+          <w:bCs w:val="1"/>
+          <w:rtl w:val="0"/>
+        </w:rPr>
+        <w:t xml:space="preserve">Việc giá cước đặt xe (Grab, Be...) tăng vọt vào những ngày mưa lớn ngập đường.</w:t>
+      </w:r>
+      <w:r>
+        <w:rPr>
+          <w:rtl w:val="0"/>
+        </w:rPr>
+        <w:t xml:space="preserve"> Khi trời mưa to → đường ngập → kẹt xe →  tài xế khan hiếm vì ít người dám nhận đơn →  hệ thống tự động tăng giá cước lên (quy luật cung - cầu). Chuỗi nguyên nhân - kết quả này diễn ra ngoài thực tế, là sự tác động qua lại của thời tiết, hạ tầng giao thông và kinh tế. Nó tồn tại hoàn toàn khách quan, dù bạn có đang cầm điện thoại mở app hay không." </w:t>
       </w:r>
     </w:p>
     <w:p>
@@ -169,6 +186,47 @@
           <w:rtl w:val="0"/>
         </w:rPr>
         <w:t xml:space="preserve">Nhưng sau đó, khi chúng ta thu thập thêm thông tin về ánh sáng, về bộ rễ, về nhiệt độ... thì dòng suy nghĩ của chúng ta bắt đầu thay đổi. Chúng ta kết nối các dữ kiện lại với nhau để đưa ra một đánh giá toàn diện hơn: cây héo vì úng rễ do nhiều yếu tố tác động.</w:t>
+      </w:r>
+    </w:p>
+    <w:p>
+      <w:pPr>
+        <w:spacing w:after="240" w:lineRule="auto"/>
+        <w:ind w:left="0" w:firstLine="0"/>
+        <w:rPr/>
+      </w:pPr>
+      <w:r>
+        <w:rPr>
+          <w:rtl w:val="0"/>
+        </w:rPr>
+        <w:t xml:space="preserve">Tương tự với ví dụ đặt xe trời mưa: Lúc vừa mở app lên thấy giá cước quá đắt, suy nghĩ đầu tiên của nhiều người thường là bực bội: </w:t>
+      </w:r>
+      <w:r>
+        <w:rPr>
+          <w:i w:val="1"/>
+          <w:iCs w:val="1"/>
+          <w:rtl w:val="0"/>
+        </w:rPr>
+        <w:t xml:space="preserve">"App này tự nhiên tăng giá, chém đẹp mình đây mà"</w:t>
+      </w:r>
+      <w:r>
+        <w:rPr>
+          <w:rtl w:val="0"/>
+        </w:rPr>
+        <w:t xml:space="preserve">. Nhưng sau đó, khi bạn bước ra ban công, nhìn thấy trời mưa tầm tã, đường sá kẹt cứng, tư duy của bạn bắt đầu vận động và xâu chuỗi thông tin: </w:t>
+      </w:r>
+      <w:r>
+        <w:rPr>
+          <w:i w:val="1"/>
+          <w:iCs w:val="1"/>
+          <w:rtl w:val="0"/>
+        </w:rPr>
+        <w:t xml:space="preserve">"À, mưa ngập thế này tài xế đi lại cực kỳ vất vả, xe dễ hư hỏng, ít người chạy nên giá tăng là quy luật tất yếu"</w:t>
+      </w:r>
+      <w:r>
+        <w:rPr>
+          <w:rtl w:val="0"/>
+        </w:rPr>
+        <w:t xml:space="preserve">. </w:t>
       </w:r>
     </w:p>
     <w:p>
